--- a/forms/templates/form06.docx
+++ b/forms/templates/form06.docx
@@ -1,6 +1,6 @@
 
 <file path=word/document.xml><?xml version="1.0" encoding="utf-8"?>
-<w:document xmlns:ns1="http://schemas.openxmlformats.org/markup-compatibility/2006" xmlns:ns10="http://schemas.microsoft.com/office/word/2010/wordml" xmlns:ns11="urn:schemas-microsoft-com:office:office" xmlns:ns2="http://schemas.openxmlformats.org/drawingml/2006/wordprocessingDrawing" xmlns:ns3="http://schemas.openxmlformats.org/drawingml/2006/main" xmlns:ns4="http://schemas.openxmlformats.org/drawingml/2006/picture" xmlns:ns5="http://schemas.openxmlformats.org/officeDocument/2006/relationships" xmlns:ns6="http://schemas.microsoft.com/office/drawing/2010/main" xmlns:ns7="http://schemas.microsoft.com/office/word/2010/wordprocessingShape" xmlns:ns8="http://schemas.microsoft.com/office/word/2010/wordprocessingDrawing" xmlns:ns9="urn:schemas-microsoft-com:vml" xmlns:w="http://schemas.openxmlformats.org/wordprocessingml/2006/main" ns1:Ignorable="w14 w15 wp14">
+<w:document xmlns:a="http://schemas.openxmlformats.org/drawingml/2006/main" xmlns:a14="http://schemas.microsoft.com/office/drawing/2010/main" xmlns:mc="http://schemas.openxmlformats.org/markup-compatibility/2006" xmlns:o="urn:schemas-microsoft-com:office:office" xmlns:pic="http://schemas.openxmlformats.org/drawingml/2006/picture" xmlns:r="http://schemas.openxmlformats.org/officeDocument/2006/relationships" xmlns:v="urn:schemas-microsoft-com:vml" xmlns:w="http://schemas.openxmlformats.org/wordprocessingml/2006/main" xmlns:w14="http://schemas.microsoft.com/office/word/2010/wordml" xmlns:wp="http://schemas.openxmlformats.org/drawingml/2006/wordprocessingDrawing" xmlns:wp14="http://schemas.microsoft.com/office/word/2010/wordprocessingDrawing" xmlns:wps="http://schemas.microsoft.com/office/word/2010/wordprocessingShape" mc:Ignorable="w14 w15 wp14">
   <w:body>
     <w:tbl>
       <w:tblPr>
@@ -40,52 +40,52 @@
                 <w:szCs w:val="18"/>
               </w:rPr>
               <w:drawing>
-                <ns2:inline distT="0" distB="0" distL="0" distR="0">
-                  <ns2:extent cx="1174750" cy="692150"/>
-                  <ns2:effectExtent l="0" t="0" r="6350" b="0"/>
-                  <ns2:docPr id="1" name="Picture 4" descr="C:\Users\admin\AppData\Roaming\Skype\xuanlantran82\media_messaging\media_cache_v2\^AB61A9D641C7264E854F4F781954CD770B2A30D066F1EA0FF0^pimgpsh_fullsize_distr.jpg"/>
-                  <ns2:cNvGraphicFramePr>
-                    <ns3:graphicFrameLocks noChangeAspect="1"/>
-                  </ns2:cNvGraphicFramePr>
-                  <ns3:graphic>
-                    <ns3:graphicData uri="http://schemas.openxmlformats.org/drawingml/2006/picture">
-                      <ns4:pic>
-                        <ns4:nvPicPr>
-                          <ns4:cNvPr id="0" name="Picture 4" descr="C:\Users\admin\AppData\Roaming\Skype\xuanlantran82\media_messaging\media_cache_v2\^AB61A9D641C7264E854F4F781954CD770B2A30D066F1EA0FF0^pimgpsh_fullsize_distr.jpg"/>
-                          <ns4:cNvPicPr>
-                            <ns3:picLocks noChangeAspect="1" noChangeArrowheads="1"/>
-                          </ns4:cNvPicPr>
-                        </ns4:nvPicPr>
-                        <ns4:blipFill>
-                          <ns3:blip ns5:embed="rId8" cstate="print">
-                            <ns3:extLst>
-                              <ns3:ext uri="{28A0092B-C50C-407E-A947-70E740481C1C}">
-                                <ns6:useLocalDpi val="0"/>
-                              </ns3:ext>
-                            </ns3:extLst>
-                          </ns3:blip>
-                          <ns3:srcRect/>
-                          <ns3:stretch>
-                            <ns3:fillRect/>
-                          </ns3:stretch>
-                        </ns4:blipFill>
-                        <ns4:spPr bwMode="auto">
-                          <ns3:xfrm>
-                            <ns3:off x="0" y="0"/>
-                            <ns3:ext cx="1174750" cy="692150"/>
-                          </ns3:xfrm>
-                          <ns3:prstGeom prst="rect">
-                            <ns3:avLst/>
-                          </ns3:prstGeom>
-                          <ns3:noFill/>
-                          <ns3:ln>
-                            <ns3:noFill/>
-                          </ns3:ln>
-                        </ns4:spPr>
-                      </ns4:pic>
-                    </ns3:graphicData>
-                  </ns3:graphic>
-                </ns2:inline>
+                <wp:inline distT="0" distB="0" distL="0" distR="0">
+                  <wp:extent cx="1174750" cy="692150"/>
+                  <wp:effectExtent l="0" t="0" r="6350" b="0"/>
+                  <wp:docPr id="1" name="Picture 4" descr="C:\Users\admin\AppData\Roaming\Skype\xuanlantran82\media_messaging\media_cache_v2\^AB61A9D641C7264E854F4F781954CD770B2A30D066F1EA0FF0^pimgpsh_fullsize_distr.jpg"/>
+                  <wp:cNvGraphicFramePr>
+                    <a:graphicFrameLocks noChangeAspect="1"/>
+                  </wp:cNvGraphicFramePr>
+                  <a:graphic>
+                    <a:graphicData uri="http://schemas.openxmlformats.org/drawingml/2006/picture">
+                      <pic:pic>
+                        <pic:nvPicPr>
+                          <pic:cNvPr id="0" name="Picture 4" descr="C:\Users\admin\AppData\Roaming\Skype\xuanlantran82\media_messaging\media_cache_v2\^AB61A9D641C7264E854F4F781954CD770B2A30D066F1EA0FF0^pimgpsh_fullsize_distr.jpg"/>
+                          <pic:cNvPicPr>
+                            <a:picLocks noChangeAspect="1" noChangeArrowheads="1"/>
+                          </pic:cNvPicPr>
+                        </pic:nvPicPr>
+                        <pic:blipFill>
+                          <a:blip r:embed="rId8" cstate="print">
+                            <a:extLst>
+                              <a:ext uri="{28A0092B-C50C-407E-A947-70E740481C1C}">
+                                <a14:useLocalDpi val="0"/>
+                              </a:ext>
+                            </a:extLst>
+                          </a:blip>
+                          <a:srcRect/>
+                          <a:stretch>
+                            <a:fillRect/>
+                          </a:stretch>
+                        </pic:blipFill>
+                        <pic:spPr bwMode="auto">
+                          <a:xfrm>
+                            <a:off x="0" y="0"/>
+                            <a:ext cx="1174750" cy="692150"/>
+                          </a:xfrm>
+                          <a:prstGeom prst="rect">
+                            <a:avLst/>
+                          </a:prstGeom>
+                          <a:noFill/>
+                          <a:ln>
+                            <a:noFill/>
+                          </a:ln>
+                        </pic:spPr>
+                      </pic:pic>
+                    </a:graphicData>
+                  </a:graphic>
+                </wp:inline>
               </w:drawing>
             </w:r>
           </w:p>
@@ -282,78 +282,78 @@
         <w:rPr>
           <w:noProof/>
         </w:rPr>
-        <ns1:AlternateContent>
-          <ns1:Choice Requires="wps">
+        <mc:AlternateContent>
+          <mc:Choice Requires="wps">
             <w:drawing>
-              <ns2:anchor distT="4294967295" distB="4294967295" distL="114300" distR="114300" simplePos="0" relativeHeight="251657728" behindDoc="0" locked="0" layoutInCell="1" allowOverlap="1">
-                <ns2:simplePos x="0" y="0"/>
-                <ns2:positionH relativeFrom="column">
-                  <ns2:posOffset>316865</ns2:posOffset>
-                </ns2:positionH>
-                <ns2:positionV relativeFrom="paragraph">
-                  <ns2:posOffset>721359</ns2:posOffset>
-                </ns2:positionV>
-                <ns2:extent cx="5804535" cy="0"/>
-                <ns2:effectExtent l="0" t="0" r="24765" b="19050"/>
-                <ns2:wrapNone/>
-                <ns2:docPr id="10" name="AutoShape 44"/>
-                <ns2:cNvGraphicFramePr>
-                  <ns3:graphicFrameLocks/>
-                </ns2:cNvGraphicFramePr>
-                <ns3:graphic>
-                  <ns3:graphicData uri="http://schemas.microsoft.com/office/word/2010/wordprocessingShape">
-                    <ns7:wsp>
-                      <ns7:cNvCnPr>
-                        <ns3:cxnSpLocks noChangeShapeType="1"/>
-                      </ns7:cNvCnPr>
-                      <ns7:spPr bwMode="auto">
-                        <ns3:xfrm>
-                          <ns3:off x="0" y="0"/>
-                          <ns3:ext cx="5804535" cy="0"/>
-                        </ns3:xfrm>
-                        <ns3:prstGeom prst="straightConnector1">
-                          <ns3:avLst/>
-                        </ns3:prstGeom>
-                        <ns3:noFill/>
-                        <ns3:ln w="9525">
-                          <ns3:solidFill>
-                            <ns3:srgbClr val="000000"/>
-                          </ns3:solidFill>
-                          <ns3:round/>
-                          <ns3:headEnd/>
-                          <ns3:tailEnd/>
-                        </ns3:ln>
-                        <ns3:extLst>
-                          <ns3:ext uri="{909E8E84-426E-40DD-AFC4-6F175D3DCCD1}">
-                            <ns6:hiddenFill>
-                              <ns3:noFill/>
-                            </ns6:hiddenFill>
-                          </ns3:ext>
-                        </ns3:extLst>
-                      </ns7:spPr>
-                      <ns7:bodyPr/>
-                    </ns7:wsp>
-                  </ns3:graphicData>
-                </ns3:graphic>
-                <ns8:sizeRelH relativeFrom="page">
-                  <ns8:pctWidth>0</ns8:pctWidth>
-                </ns8:sizeRelH>
-                <ns8:sizeRelV relativeFrom="page">
-                  <ns8:pctHeight>0</ns8:pctHeight>
-                </ns8:sizeRelV>
-              </ns2:anchor>
+              <wp:anchor distT="4294967295" distB="4294967295" distL="114300" distR="114300" simplePos="0" relativeHeight="251657728" behindDoc="0" locked="0" layoutInCell="1" allowOverlap="1">
+                <wp:simplePos x="0" y="0"/>
+                <wp:positionH relativeFrom="column">
+                  <wp:posOffset>316865</wp:posOffset>
+                </wp:positionH>
+                <wp:positionV relativeFrom="paragraph">
+                  <wp:posOffset>721359</wp:posOffset>
+                </wp:positionV>
+                <wp:extent cx="5804535" cy="0"/>
+                <wp:effectExtent l="0" t="0" r="24765" b="19050"/>
+                <wp:wrapNone/>
+                <wp:docPr id="10" name="AutoShape 44"/>
+                <wp:cNvGraphicFramePr>
+                  <a:graphicFrameLocks/>
+                </wp:cNvGraphicFramePr>
+                <a:graphic>
+                  <a:graphicData uri="http://schemas.microsoft.com/office/word/2010/wordprocessingShape">
+                    <wps:wsp>
+                      <wps:cNvCnPr>
+                        <a:cxnSpLocks noChangeShapeType="1"/>
+                      </wps:cNvCnPr>
+                      <wps:spPr bwMode="auto">
+                        <a:xfrm>
+                          <a:off x="0" y="0"/>
+                          <a:ext cx="5804535" cy="0"/>
+                        </a:xfrm>
+                        <a:prstGeom prst="straightConnector1">
+                          <a:avLst/>
+                        </a:prstGeom>
+                        <a:noFill/>
+                        <a:ln w="9525">
+                          <a:solidFill>
+                            <a:srgbClr val="000000"/>
+                          </a:solidFill>
+                          <a:round/>
+                          <a:headEnd/>
+                          <a:tailEnd/>
+                        </a:ln>
+                        <a:extLst>
+                          <a:ext uri="{909E8E84-426E-40DD-AFC4-6F175D3DCCD1}">
+                            <a14:hiddenFill>
+                              <a:noFill/>
+                            </a14:hiddenFill>
+                          </a:ext>
+                        </a:extLst>
+                      </wps:spPr>
+                      <wps:bodyPr/>
+                    </wps:wsp>
+                  </a:graphicData>
+                </a:graphic>
+                <wp14:sizeRelH relativeFrom="page">
+                  <wp14:pctWidth>0</wp14:pctWidth>
+                </wp14:sizeRelH>
+                <wp14:sizeRelV relativeFrom="page">
+                  <wp14:pctHeight>0</wp14:pctHeight>
+                </wp14:sizeRelV>
+              </wp:anchor>
             </w:drawing>
-          </ns1:Choice>
-          <ns1:Fallback>
+          </mc:Choice>
+          <mc:Fallback>
             <w:pict>
-              <ns9:shapetype ns10:anchorId="0CD85B2B" id="_x0000_t32" coordsize="21600,21600" ns11:spt="32" ns11:oned="t" path="m,l21600,21600e" filled="f">
-                <ns9:path arrowok="t" fillok="f" ns11:connecttype="none"/>
-                <ns11:lock ns9:ext="edit" shapetype="t"/>
-              </ns9:shapetype>
-              <ns9:shape id="AutoShape 44" ns11:spid="_x0000_s1026" type="#_x0000_t32" style="position:absolute;margin-left:24.95pt;margin-top:56.8pt;width:457.05pt;height:0;z-index:251657728;visibility:visible;mso-wrap-style:square;mso-width-percent:0;mso-height-percent:0;mso-wrap-distance-left:9pt;mso-wrap-distance-top:-3e-5mm;mso-wrap-distance-right:9pt;mso-wrap-distance-bottom:-3e-5mm;mso-position-horizontal:absolute;mso-position-horizontal-relative:text;mso-position-vertical:absolute;mso-position-vertical-relative:text;mso-width-percent:0;mso-height-percent:0;mso-width-relative:page;mso-height-relative:page" ns11:gfxdata="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"/>
+              <v:shapetype w14:anchorId="0CD85B2B" id="_x0000_t32" coordsize="21600,21600" o:spt="32" o:oned="t" path="m,l21600,21600e" filled="f">
+                <v:path arrowok="t" fillok="f" o:connecttype="none"/>
+                <o:lock v:ext="edit" shapetype="t"/>
+              </v:shapetype>
+              <v:shape id="AutoShape 44" o:spid="_x0000_s1026" type="#_x0000_t32" style="position:absolute;margin-left:24.95pt;margin-top:56.8pt;width:457.05pt;height:0;z-index:251657728;visibility:visible;mso-wrap-style:square;mso-width-percent:0;mso-height-percent:0;mso-wrap-distance-left:9pt;mso-wrap-distance-top:-3e-5mm;mso-wrap-distance-right:9pt;mso-wrap-distance-bottom:-3e-5mm;mso-position-horizontal:absolute;mso-position-horizontal-relative:text;mso-position-vertical:absolute;mso-position-vertical-relative:text;mso-width-percent:0;mso-height-percent:0;mso-width-relative:page;mso-height-relative:page" o:gfxdata="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"/>
             </w:pict>
-          </ns1:Fallback>
-        </ns1:AlternateContent>
+          </mc:Fallback>
+        </mc:AlternateContent>
       </w:r>
     </w:p>
     <w:p>
@@ -666,27 +666,27 @@
           <w:rFonts w:ascii="Times New Roman" w:hAnsi="Times New Roman"/>
           <w:i/>
         </w:rPr>
-        <w:t xml:space="preserve">Trading </w:t>
-      </w:r>
-      <w:r>
-        <w:rPr>
-          <w:rFonts w:ascii="Times New Roman" w:hAnsi="Times New Roman"/>
-          <w:i/>
-        </w:rPr>
-        <w:t>account number</w:t>
-      </w:r>
-      <w:r>
-        <w:rPr>
-          <w:rFonts w:ascii="Times New Roman" w:hAnsi="Times New Roman"/>
-          <w:i/>
-        </w:rPr>
-        <w:t>t</w:t>
-      </w:r>
-      <w:r>
-        <w:rPr>
-          <w:rFonts w:ascii="Times New Roman" w:hAnsi="Times New Roman"/>
-        </w:rPr>
-        <w:t>:</w:t>
+        <w:t xml:space="preserve">Trading account number</w:t>
+      </w:r>
+      <w:r>
+        <w:rPr>
+          <w:rFonts w:ascii="Times New Roman" w:hAnsi="Times New Roman"/>
+          <w:i/>
+        </w:rPr>
+        <w:t xml:space="preserve"/>
+      </w:r>
+      <w:r>
+        <w:rPr>
+          <w:rFonts w:ascii="Times New Roman" w:hAnsi="Times New Roman"/>
+          <w:i/>
+        </w:rPr>
+        <w:t xml:space="preserve"/>
+      </w:r>
+      <w:r>
+        <w:rPr>
+          <w:rFonts w:ascii="Times New Roman" w:hAnsi="Times New Roman"/>
+        </w:rPr>
+        <w:t xml:space="preserve">:</w:t>
       </w:r>
       <w:r>
         <w:rPr>
@@ -698,7 +698,7 @@
         <w:rPr>
           <w:rFonts w:ascii="Times New Roman" w:hAnsi="Times New Roman"/>
         </w:rPr>
-        <w:t>${kh_so_tk}</w:t>
+        <w:t xml:space="preserve">${kh_so_tk}</w:t>
       </w:r>
     </w:p>
     <w:p>
@@ -1911,7 +1911,7 @@
               <w:rPr>
                 <w:rFonts w:ascii="Times New Roman" w:hAnsi="Times New Roman"/>
               </w:rPr>
-              <w:t>[${tick_dong_khac}</w:t>
+              <w:t>[${tick_dong_khac}]</w:t>
             </w:r>
           </w:p>
         </w:tc>
@@ -3166,12 +3166,12 @@
       </w:pPr>
     </w:p>
     <w:sectPr>
-      <w:headerReference w:type="even" ns5:id="rId9"/>
-      <w:headerReference w:type="default" ns5:id="rId10"/>
-      <w:footerReference w:type="even" ns5:id="rId11"/>
-      <w:footerReference w:type="default" ns5:id="rId12"/>
-      <w:headerReference w:type="first" ns5:id="rId13"/>
-      <w:footerReference w:type="first" ns5:id="rId14"/>
+      <w:headerReference w:type="even" r:id="rId9"/>
+      <w:headerReference w:type="default" r:id="rId10"/>
+      <w:footerReference w:type="even" r:id="rId11"/>
+      <w:footerReference w:type="default" r:id="rId12"/>
+      <w:headerReference w:type="first" r:id="rId13"/>
+      <w:footerReference w:type="first" r:id="rId14"/>
       <w:type w:val="continuous"/>
       <w:pgSz w:w="11920" w:h="16860"/>
       <w:pgMar w:top="709" w:right="490" w:bottom="426" w:left="960" w:header="0" w:footer="0" w:gutter="0"/>
@@ -3207,7 +3207,7 @@
 </file>
 
 <file path=word/footer1.xml><?xml version="1.0" encoding="utf-8"?>
-<w:ftr xmlns:ns1="http://schemas.openxmlformats.org/markup-compatibility/2006" xmlns:w="http://schemas.openxmlformats.org/wordprocessingml/2006/main" ns1:Ignorable="w14 w15 wp14">
+<w:ftr xmlns:mc="http://schemas.openxmlformats.org/markup-compatibility/2006" xmlns:w="http://schemas.openxmlformats.org/wordprocessingml/2006/main" mc:Ignorable="w14 w15 wp14">
   <w:p>
     <w:pPr>
       <w:pStyle w:val="Footer"/>
@@ -3217,7 +3217,7 @@
 </file>
 
 <file path=word/footer2.xml><?xml version="1.0" encoding="utf-8"?>
-<w:ftr xmlns:ns1="http://schemas.openxmlformats.org/markup-compatibility/2006" xmlns:w="http://schemas.openxmlformats.org/wordprocessingml/2006/main" ns1:Ignorable="w14 w15 wp14">
+<w:ftr xmlns:mc="http://schemas.openxmlformats.org/markup-compatibility/2006" xmlns:w="http://schemas.openxmlformats.org/wordprocessingml/2006/main" mc:Ignorable="w14 w15 wp14">
   <w:p>
     <w:pPr>
       <w:tabs>
@@ -3402,7 +3402,7 @@
 </file>
 
 <file path=word/footer3.xml><?xml version="1.0" encoding="utf-8"?>
-<w:ftr xmlns:ns1="http://schemas.openxmlformats.org/markup-compatibility/2006" xmlns:w="http://schemas.openxmlformats.org/wordprocessingml/2006/main" ns1:Ignorable="w14 w15 wp14">
+<w:ftr xmlns:mc="http://schemas.openxmlformats.org/markup-compatibility/2006" xmlns:w="http://schemas.openxmlformats.org/wordprocessingml/2006/main" mc:Ignorable="w14 w15 wp14">
   <w:p>
     <w:pPr>
       <w:pStyle w:val="Footer"/>
@@ -3437,7 +3437,7 @@
 </file>
 
 <file path=word/header1.xml><?xml version="1.0" encoding="utf-8"?>
-<w:hdr xmlns:ns1="http://schemas.openxmlformats.org/markup-compatibility/2006" xmlns:w="http://schemas.openxmlformats.org/wordprocessingml/2006/main" ns1:Ignorable="w14 w15 wp14">
+<w:hdr xmlns:mc="http://schemas.openxmlformats.org/markup-compatibility/2006" xmlns:w="http://schemas.openxmlformats.org/wordprocessingml/2006/main" mc:Ignorable="w14 w15 wp14">
   <w:p>
     <w:pPr>
       <w:pStyle w:val="Header"/>
@@ -3447,7 +3447,7 @@
 </file>
 
 <file path=word/header2.xml><?xml version="1.0" encoding="utf-8"?>
-<w:hdr xmlns:ns1="http://schemas.openxmlformats.org/markup-compatibility/2006" xmlns:w="http://schemas.openxmlformats.org/wordprocessingml/2006/main" ns1:Ignorable="w14 w15 wp14">
+<w:hdr xmlns:mc="http://schemas.openxmlformats.org/markup-compatibility/2006" xmlns:w="http://schemas.openxmlformats.org/wordprocessingml/2006/main" mc:Ignorable="w14 w15 wp14">
   <w:p>
     <w:pPr>
       <w:pStyle w:val="Header"/>
@@ -3500,7 +3500,7 @@
 </file>
 
 <file path=word/header3.xml><?xml version="1.0" encoding="utf-8"?>
-<w:hdr xmlns:ns1="http://schemas.openxmlformats.org/markup-compatibility/2006" xmlns:w="http://schemas.openxmlformats.org/wordprocessingml/2006/main" ns1:Ignorable="w14 w15 wp14">
+<w:hdr xmlns:mc="http://schemas.openxmlformats.org/markup-compatibility/2006" xmlns:w="http://schemas.openxmlformats.org/wordprocessingml/2006/main" mc:Ignorable="w14 w15 wp14">
   <w:p>
     <w:pPr>
       <w:pStyle w:val="Header"/>
